--- a/module-1/Carbajal-Assignment1_2.docx
+++ b/module-1/Carbajal-Assignment1_2.docx
@@ -67,13 +67,14 @@
       </w:pPr>
       <w:r>
         <w:rPr>
-          <w:noProof/>
+          <w:b/>
+          <w:bCs/>
         </w:rPr>
         <w:drawing>
-          <wp:inline distT="0" distB="0" distL="0" distR="0" wp14:anchorId="0230F135" wp14:editId="75AECC4C">
-            <wp:extent cx="5943600" cy="2947035"/>
-            <wp:effectExtent l="0" t="0" r="0" b="5715"/>
-            <wp:docPr id="1528241721" name="Picture 1"/>
+          <wp:inline distT="0" distB="0" distL="0" distR="0" wp14:anchorId="3A375C09" wp14:editId="1164952E">
+            <wp:extent cx="5943600" cy="2691765"/>
+            <wp:effectExtent l="0" t="0" r="0" b="0"/>
+            <wp:docPr id="1920673978" name="Picture 1"/>
             <wp:cNvGraphicFramePr>
               <a:graphicFrameLocks xmlns:a="http://schemas.openxmlformats.org/drawingml/2006/main" noChangeAspect="1"/>
             </wp:cNvGraphicFramePr>
@@ -81,7 +82,7 @@
               <a:graphicData uri="http://schemas.openxmlformats.org/drawingml/2006/picture">
                 <pic:pic xmlns:pic="http://schemas.openxmlformats.org/drawingml/2006/picture">
                   <pic:nvPicPr>
-                    <pic:cNvPr id="1528241721" name=""/>
+                    <pic:cNvPr id="1920673978" name=""/>
                     <pic:cNvPicPr/>
                   </pic:nvPicPr>
                   <pic:blipFill>
@@ -93,7 +94,7 @@
                   <pic:spPr>
                     <a:xfrm>
                       <a:off x="0" y="0"/>
-                      <a:ext cx="5943600" cy="2947035"/>
+                      <a:ext cx="5943600" cy="2691765"/>
                     </a:xfrm>
                     <a:prstGeom prst="rect">
                       <a:avLst/>
@@ -188,6 +189,65 @@
           </wp:inline>
         </w:drawing>
       </w:r>
+    </w:p>
+    <w:p>
+      <w:pPr>
+        <w:spacing w:after="0" w:line="240" w:lineRule="auto"/>
+        <w:rPr>
+          <w:b/>
+          <w:bCs/>
+        </w:rPr>
+      </w:pPr>
+      <w:r>
+        <w:rPr>
+          <w:b/>
+          <w:bCs/>
+        </w:rPr>
+        <w:drawing>
+          <wp:inline distT="0" distB="0" distL="0" distR="0" wp14:anchorId="33203D99" wp14:editId="76E7DB5D">
+            <wp:extent cx="3896269" cy="1552792"/>
+            <wp:effectExtent l="0" t="0" r="9525" b="9525"/>
+            <wp:docPr id="1541927198" name="Picture 1"/>
+            <wp:cNvGraphicFramePr>
+              <a:graphicFrameLocks xmlns:a="http://schemas.openxmlformats.org/drawingml/2006/main" noChangeAspect="1"/>
+            </wp:cNvGraphicFramePr>
+            <a:graphic xmlns:a="http://schemas.openxmlformats.org/drawingml/2006/main">
+              <a:graphicData uri="http://schemas.openxmlformats.org/drawingml/2006/picture">
+                <pic:pic xmlns:pic="http://schemas.openxmlformats.org/drawingml/2006/picture">
+                  <pic:nvPicPr>
+                    <pic:cNvPr id="1541927198" name=""/>
+                    <pic:cNvPicPr/>
+                  </pic:nvPicPr>
+                  <pic:blipFill>
+                    <a:blip r:embed="rId10"/>
+                    <a:stretch>
+                      <a:fillRect/>
+                    </a:stretch>
+                  </pic:blipFill>
+                  <pic:spPr>
+                    <a:xfrm>
+                      <a:off x="0" y="0"/>
+                      <a:ext cx="3896269" cy="1552792"/>
+                    </a:xfrm>
+                    <a:prstGeom prst="rect">
+                      <a:avLst/>
+                    </a:prstGeom>
+                  </pic:spPr>
+                </pic:pic>
+              </a:graphicData>
+            </a:graphic>
+          </wp:inline>
+        </w:drawing>
+      </w:r>
+    </w:p>
+    <w:p>
+      <w:pPr>
+        <w:spacing w:after="0" w:line="240" w:lineRule="auto"/>
+        <w:rPr>
+          <w:b/>
+          <w:bCs/>
+        </w:rPr>
+      </w:pPr>
       <w:r>
         <w:rPr>
           <w:b/>
@@ -223,6 +283,7 @@
           <w:b/>
           <w:bCs/>
         </w:rPr>
+        <w:lastRenderedPageBreak/>
         <w:drawing>
           <wp:inline distT="0" distB="0" distL="0" distR="0" wp14:anchorId="0E216865" wp14:editId="0C178C42">
             <wp:extent cx="5943600" cy="1601470"/>
@@ -239,7 +300,7 @@
                     <pic:cNvPicPr/>
                   </pic:nvPicPr>
                   <pic:blipFill>
-                    <a:blip r:embed="rId10"/>
+                    <a:blip r:embed="rId11"/>
                     <a:stretch>
                       <a:fillRect/>
                     </a:stretch>
@@ -261,7 +322,7 @@
       </w:r>
     </w:p>
     <w:sectPr>
-      <w:headerReference w:type="default" r:id="rId11"/>
+      <w:headerReference w:type="default" r:id="rId12"/>
       <w:pgSz w:w="12240" w:h="15840"/>
       <w:pgMar w:top="1440" w:right="1440" w:bottom="1440" w:left="1440" w:header="720" w:footer="720" w:gutter="0"/>
       <w:cols w:space="720"/>
